--- a/7_KI-Basismodule/KI-B4/KI-B4.2.2b_Orange3_Musterlösung.docx
+++ b/7_KI-Basismodule/KI-B4/KI-B4.2.2b_Orange3_Musterlösung.docx
@@ -1,6 +1,6 @@
 
 <file path=word/document.xml><?xml version="1.0" encoding="utf-8"?>
-<w:document xmlns:wpc="http://schemas.microsoft.com/office/word/2010/wordprocessingCanvas" xmlns:cx="http://schemas.microsoft.com/office/drawing/2014/chartex" xmlns:cx1="http://schemas.microsoft.com/office/drawing/2015/9/8/chartex" xmlns:cx2="http://schemas.microsoft.com/office/drawing/2015/10/21/chartex" xmlns:cx3="http://schemas.microsoft.com/office/drawing/2016/5/9/chartex" xmlns:cx4="http://schemas.microsoft.com/office/drawing/2016/5/10/chartex" xmlns:cx5="http://schemas.microsoft.com/office/drawing/2016/5/11/chartex" xmlns:cx6="http://schemas.microsoft.com/office/drawing/2016/5/12/chartex" xmlns:cx7="http://schemas.microsoft.com/office/drawing/2016/5/13/chartex" xmlns:cx8="http://schemas.microsoft.com/office/drawing/2016/5/14/chartex" xmlns:mc="http://schemas.openxmlformats.org/markup-compatibility/2006" xmlns:aink="http://schemas.microsoft.com/office/drawing/2016/ink" xmlns:am3d="http://schemas.microsoft.com/office/drawing/2017/model3d" xmlns:o="urn:schemas-microsoft-com:office:office" xmlns:r="http://schemas.openxmlformats.org/officeDocument/2006/relationships" xmlns:m="http://schemas.openxmlformats.org/officeDocument/2006/math" xmlns:v="urn:schemas-microsoft-com:vml" xmlns:wp14="http://schemas.microsoft.com/office/word/2010/wordprocessingDrawing" xmlns:wp="http://schemas.openxmlformats.org/drawingml/2006/wordprocessingDrawing" xmlns:w10="urn:schemas-microsoft-com:office:word" xmlns:w="http://schemas.openxmlformats.org/wordprocessingml/2006/main" xmlns:w14="http://schemas.microsoft.com/office/word/2010/wordml" xmlns:w15="http://schemas.microsoft.com/office/word/2012/wordml" xmlns:w16cex="http://schemas.microsoft.com/office/word/2018/wordml/cex" xmlns:w16cid="http://schemas.microsoft.com/office/word/2016/wordml/cid" xmlns:w16="http://schemas.microsoft.com/office/word/2018/wordml" xmlns:w16sdtdh="http://schemas.microsoft.com/office/word/2020/wordml/sdtdatahash" xmlns:w16se="http://schemas.microsoft.com/office/word/2015/wordml/symex" xmlns:wpg="http://schemas.microsoft.com/office/word/2010/wordprocessingGroup" xmlns:wpi="http://schemas.microsoft.com/office/word/2010/wordprocessingInk" xmlns:wne="http://schemas.microsoft.com/office/word/2006/wordml" xmlns:wps="http://schemas.microsoft.com/office/word/2010/wordprocessingShape" mc:Ignorable="w14 w15 w16se w16cid w16 w16cex w16sdtdh wp14">
+<w:document xmlns:wpc="http://schemas.microsoft.com/office/word/2010/wordprocessingCanvas" xmlns:cx="http://schemas.microsoft.com/office/drawing/2014/chartex" xmlns:cx1="http://schemas.microsoft.com/office/drawing/2015/9/8/chartex" xmlns:cx2="http://schemas.microsoft.com/office/drawing/2015/10/21/chartex" xmlns:cx3="http://schemas.microsoft.com/office/drawing/2016/5/9/chartex" xmlns:cx4="http://schemas.microsoft.com/office/drawing/2016/5/10/chartex" xmlns:cx5="http://schemas.microsoft.com/office/drawing/2016/5/11/chartex" xmlns:cx6="http://schemas.microsoft.com/office/drawing/2016/5/12/chartex" xmlns:cx7="http://schemas.microsoft.com/office/drawing/2016/5/13/chartex" xmlns:cx8="http://schemas.microsoft.com/office/drawing/2016/5/14/chartex" xmlns:mc="http://schemas.openxmlformats.org/markup-compatibility/2006" xmlns:aink="http://schemas.microsoft.com/office/drawing/2016/ink" xmlns:am3d="http://schemas.microsoft.com/office/drawing/2017/model3d" xmlns:o="urn:schemas-microsoft-com:office:office" xmlns:oel="http://schemas.microsoft.com/office/2019/extlst" xmlns:r="http://schemas.openxmlformats.org/officeDocument/2006/relationships" xmlns:m="http://schemas.openxmlformats.org/officeDocument/2006/math" xmlns:v="urn:schemas-microsoft-com:vml" xmlns:wp14="http://schemas.microsoft.com/office/word/2010/wordprocessingDrawing" xmlns:wp="http://schemas.openxmlformats.org/drawingml/2006/wordprocessingDrawing" xmlns:w10="urn:schemas-microsoft-com:office:word" xmlns:w="http://schemas.openxmlformats.org/wordprocessingml/2006/main" xmlns:w14="http://schemas.microsoft.com/office/word/2010/wordml" xmlns:w15="http://schemas.microsoft.com/office/word/2012/wordml" xmlns:w16cex="http://schemas.microsoft.com/office/word/2018/wordml/cex" xmlns:w16cid="http://schemas.microsoft.com/office/word/2016/wordml/cid" xmlns:w16="http://schemas.microsoft.com/office/word/2018/wordml" xmlns:w16sdtdh="http://schemas.microsoft.com/office/word/2020/wordml/sdtdatahash" xmlns:w16se="http://schemas.microsoft.com/office/word/2015/wordml/symex" xmlns:wpg="http://schemas.microsoft.com/office/word/2010/wordprocessingGroup" xmlns:wpi="http://schemas.microsoft.com/office/word/2010/wordprocessingInk" xmlns:wne="http://schemas.microsoft.com/office/word/2006/wordml" xmlns:wps="http://schemas.microsoft.com/office/word/2010/wordprocessingShape" mc:Ignorable="w14 w15 w16se w16cid w16 w16cex w16sdtdh wp14">
   <w:body>
     <w:p>
       <w:pPr>
@@ -80,6 +80,7 @@
                         <w:txbxContent>
                           <w:p>
                             <w:pPr>
+                              <w:jc w:val="both"/>
                               <w:rPr>
                                 <w:sz w:val="21"/>
                                 <w:szCs w:val="21"/>
@@ -105,6 +106,7 @@
                           </w:p>
                           <w:p>
                             <w:pPr>
+                              <w:jc w:val="both"/>
                               <w:rPr>
                                 <w:sz w:val="21"/>
                                 <w:szCs w:val="21"/>
@@ -147,6 +149,7 @@
                           </w:p>
                           <w:p>
                             <w:pPr>
+                              <w:jc w:val="both"/>
                               <w:rPr>
                                 <w:sz w:val="21"/>
                                 <w:szCs w:val="21"/>
@@ -189,6 +192,7 @@
                           </w:p>
                           <w:p>
                             <w:pPr>
+                              <w:jc w:val="both"/>
                               <w:rPr>
                                 <w:sz w:val="21"/>
                                 <w:szCs w:val="21"/>
@@ -231,6 +235,7 @@
                           </w:p>
                           <w:p>
                             <w:pPr>
+                              <w:jc w:val="both"/>
                               <w:rPr>
                                 <w:sz w:val="21"/>
                                 <w:szCs w:val="21"/>
@@ -273,6 +278,7 @@
                           </w:p>
                           <w:p>
                             <w:pPr>
+                              <w:jc w:val="both"/>
                               <w:rPr>
                                 <w:sz w:val="21"/>
                                 <w:szCs w:val="21"/>
@@ -315,6 +321,7 @@
                           </w:p>
                           <w:p>
                             <w:pPr>
+                              <w:jc w:val="both"/>
                               <w:rPr>
                                 <w:sz w:val="21"/>
                                 <w:szCs w:val="21"/>
@@ -353,11 +360,12 @@
                 <v:stroke joinstyle="miter"/>
                 <v:path gradientshapeok="t" o:connecttype="rect"/>
               </v:shapetype>
-              <v:shape id="Text Box 11" o:spid="_x0000_s1026" type="#_x0000_t202" style="position:absolute;margin-left:77.35pt;margin-top:23.8pt;width:424.25pt;height:91.4pt;z-index:251651584;visibility:visible;mso-wrap-style:square;mso-width-percent:0;mso-height-percent:0;mso-wrap-distance-left:0;mso-wrap-distance-top:0;mso-wrap-distance-right:0;mso-wrap-distance-bottom:0;mso-position-horizontal:absolute;mso-position-horizontal-relative:page;mso-position-vertical:absolute;mso-position-vertical-relative:text;mso-width-percent:0;mso-height-percent:0;mso-width-relative:page;mso-height-relative:page;v-text-anchor:top" o:gfxdata="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" fillcolor="#b3c7a3" stroked="f">
+              <v:shape id="Text Box 11" o:spid="_x0000_s1026" type="#_x0000_t202" style="position:absolute;margin-left:77.35pt;margin-top:23.8pt;width:424.25pt;height:91.4pt;z-index:251651584;visibility:visible;mso-wrap-style:square;mso-width-percent:0;mso-height-percent:0;mso-wrap-distance-left:0;mso-wrap-distance-top:0;mso-wrap-distance-right:0;mso-wrap-distance-bottom:0;mso-position-horizontal:absolute;mso-position-horizontal-relative:page;mso-position-vertical:absolute;mso-position-vertical-relative:text;mso-width-percent:0;mso-height-percent:0;mso-width-relative:page;mso-height-relative:page;v-text-anchor:top" o:gfxdata="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" fillcolor="#b3c7a3" stroked="f">
                 <v:textbox inset="0,0,0,0">
                   <w:txbxContent>
                     <w:p>
                       <w:pPr>
+                        <w:jc w:val="both"/>
                         <w:rPr>
                           <w:sz w:val="21"/>
                           <w:szCs w:val="21"/>
@@ -383,6 +391,7 @@
                     </w:p>
                     <w:p>
                       <w:pPr>
+                        <w:jc w:val="both"/>
                         <w:rPr>
                           <w:sz w:val="21"/>
                           <w:szCs w:val="21"/>
@@ -425,6 +434,7 @@
                     </w:p>
                     <w:p>
                       <w:pPr>
+                        <w:jc w:val="both"/>
                         <w:rPr>
                           <w:sz w:val="21"/>
                           <w:szCs w:val="21"/>
@@ -467,6 +477,7 @@
                     </w:p>
                     <w:p>
                       <w:pPr>
+                        <w:jc w:val="both"/>
                         <w:rPr>
                           <w:sz w:val="21"/>
                           <w:szCs w:val="21"/>
@@ -509,6 +520,7 @@
                     </w:p>
                     <w:p>
                       <w:pPr>
+                        <w:jc w:val="both"/>
                         <w:rPr>
                           <w:sz w:val="21"/>
                           <w:szCs w:val="21"/>
@@ -551,6 +563,7 @@
                     </w:p>
                     <w:p>
                       <w:pPr>
+                        <w:jc w:val="both"/>
                         <w:rPr>
                           <w:sz w:val="21"/>
                           <w:szCs w:val="21"/>
@@ -593,6 +606,7 @@
                     </w:p>
                     <w:p>
                       <w:pPr>
+                        <w:jc w:val="both"/>
                         <w:rPr>
                           <w:sz w:val="21"/>
                           <w:szCs w:val="21"/>
@@ -659,9 +673,9 @@
         <mc:AlternateContent>
           <mc:Choice Requires="wps">
             <w:drawing>
-              <wp:inline distT="0" distB="0" distL="0" distR="0" wp14:anchorId="37A441C8" wp14:editId="7D2EC6F9">
-                <wp:extent cx="5387975" cy="434975"/>
-                <wp:effectExtent l="0" t="4445" r="0" b="0"/>
+              <wp:inline distT="0" distB="0" distL="0" distR="0" wp14:anchorId="37A441C8" wp14:editId="0ADAC65B">
+                <wp:extent cx="5387975" cy="242387"/>
+                <wp:effectExtent l="0" t="0" r="3175" b="5715"/>
                 <wp:docPr id="10" name="Text Box 15"/>
                 <wp:cNvGraphicFramePr>
                   <a:graphicFrameLocks xmlns:a="http://schemas.openxmlformats.org/drawingml/2006/main"/>
@@ -675,7 +689,7 @@
                       <wps:spPr bwMode="auto">
                         <a:xfrm>
                           <a:off x="0" y="0"/>
-                          <a:ext cx="5387975" cy="434975"/>
+                          <a:ext cx="5387975" cy="242387"/>
                         </a:xfrm>
                         <a:prstGeom prst="rect">
                           <a:avLst/>
@@ -704,6 +718,7 @@
                           <w:p>
                             <w:pPr>
                               <w:ind w:left="60"/>
+                              <w:jc w:val="both"/>
                               <w:rPr>
                                 <w:sz w:val="21"/>
                                 <w:szCs w:val="21"/>
@@ -800,12 +815,13 @@
           </mc:Choice>
           <mc:Fallback>
             <w:pict>
-              <v:shape w14:anchorId="37A441C8" id="Text Box 15" o:spid="_x0000_s1027" type="#_x0000_t202" style="width:424.25pt;height:34.25pt;visibility:visible;mso-wrap-style:square;mso-left-percent:-10001;mso-top-percent:-10001;mso-position-horizontal:absolute;mso-position-horizontal-relative:char;mso-position-vertical:absolute;mso-position-vertical-relative:line;mso-left-percent:-10001;mso-top-percent:-10001;v-text-anchor:top" o:gfxdata="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" fillcolor="#b3c7a3" stroked="f">
+              <v:shape w14:anchorId="37A441C8" id="Text Box 15" o:spid="_x0000_s1027" type="#_x0000_t202" style="width:424.25pt;height:19.1pt;visibility:visible;mso-wrap-style:square;mso-left-percent:-10001;mso-top-percent:-10001;mso-position-horizontal:absolute;mso-position-horizontal-relative:char;mso-position-vertical:absolute;mso-position-vertical-relative:line;mso-left-percent:-10001;mso-top-percent:-10001;v-text-anchor:top" o:gfxdata="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" fillcolor="#b3c7a3" stroked="f">
                 <v:textbox inset="0,0,0,0">
                   <w:txbxContent>
                     <w:p>
                       <w:pPr>
                         <w:ind w:left="60"/>
+                        <w:jc w:val="both"/>
                         <w:rPr>
                           <w:sz w:val="21"/>
                           <w:szCs w:val="21"/>
@@ -965,6 +981,7 @@
                           <w:p>
                             <w:pPr>
                               <w:ind w:left="60"/>
+                              <w:jc w:val="both"/>
                               <w:rPr>
                                 <w:sz w:val="21"/>
                                 <w:szCs w:val="21"/>
@@ -999,12 +1016,13 @@
           </mc:Choice>
           <mc:Fallback>
             <w:pict>
-              <v:shape w14:anchorId="337C703F" id="Text Box 9" o:spid="_x0000_s1028" type="#_x0000_t202" style="position:absolute;margin-left:77.8pt;margin-top:28.55pt;width:424.25pt;height:56.25pt;z-index:251652608;visibility:visible;mso-wrap-style:square;mso-width-percent:0;mso-height-percent:0;mso-wrap-distance-left:0;mso-wrap-distance-top:0;mso-wrap-distance-right:0;mso-wrap-distance-bottom:0;mso-position-horizontal:absolute;mso-position-horizontal-relative:page;mso-position-vertical:absolute;mso-position-vertical-relative:text;mso-width-percent:0;mso-height-percent:0;mso-width-relative:page;mso-height-relative:page;v-text-anchor:top" o:gfxdata="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" fillcolor="#b3c7a3" stroked="f">
+              <v:shape w14:anchorId="337C703F" id="Text Box 9" o:spid="_x0000_s1028" type="#_x0000_t202" style="position:absolute;margin-left:77.8pt;margin-top:28.55pt;width:424.25pt;height:56.25pt;z-index:251652608;visibility:visible;mso-wrap-style:square;mso-width-percent:0;mso-height-percent:0;mso-wrap-distance-left:0;mso-wrap-distance-top:0;mso-wrap-distance-right:0;mso-wrap-distance-bottom:0;mso-position-horizontal:absolute;mso-position-horizontal-relative:page;mso-position-vertical:absolute;mso-position-vertical-relative:text;mso-width-percent:0;mso-height-percent:0;mso-width-relative:page;mso-height-relative:page;v-text-anchor:top" o:gfxdata="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" fillcolor="#b3c7a3" stroked="f">
                 <v:textbox inset="0,0,0,0">
                   <w:txbxContent>
                     <w:p>
                       <w:pPr>
                         <w:ind w:left="60"/>
+                        <w:jc w:val="both"/>
                         <w:rPr>
                           <w:sz w:val="21"/>
                           <w:szCs w:val="21"/>
@@ -1126,6 +1144,7 @@
                           <w:p>
                             <w:pPr>
                               <w:ind w:left="60"/>
+                              <w:jc w:val="both"/>
                               <w:rPr>
                                 <w:sz w:val="21"/>
                                 <w:szCs w:val="21"/>
@@ -1154,12 +1173,13 @@
           </mc:Choice>
           <mc:Fallback>
             <w:pict>
-              <v:shape w14:anchorId="1A59FD7F" id="Text Box 14" o:spid="_x0000_s1029" type="#_x0000_t202" style="width:424.25pt;height:47pt;visibility:visible;mso-wrap-style:square;mso-left-percent:-10001;mso-top-percent:-10001;mso-position-horizontal:absolute;mso-position-horizontal-relative:char;mso-position-vertical:absolute;mso-position-vertical-relative:line;mso-left-percent:-10001;mso-top-percent:-10001;v-text-anchor:top" o:gfxdata="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" fillcolor="#b3c7a3" stroked="f">
+              <v:shape w14:anchorId="1A59FD7F" id="Text Box 14" o:spid="_x0000_s1029" type="#_x0000_t202" style="width:424.25pt;height:47pt;visibility:visible;mso-wrap-style:square;mso-left-percent:-10001;mso-top-percent:-10001;mso-position-horizontal:absolute;mso-position-horizontal-relative:char;mso-position-vertical:absolute;mso-position-vertical-relative:line;mso-left-percent:-10001;mso-top-percent:-10001;v-text-anchor:top" o:gfxdata="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" fillcolor="#b3c7a3" stroked="f">
                 <v:textbox inset="0,0,0,0">
                   <w:txbxContent>
                     <w:p>
                       <w:pPr>
                         <w:ind w:left="60"/>
+                        <w:jc w:val="both"/>
                         <w:rPr>
                           <w:sz w:val="21"/>
                           <w:szCs w:val="21"/>
@@ -1198,7 +1218,7 @@
         <mc:AlternateContent>
           <mc:Choice Requires="wps">
             <w:drawing>
-              <wp:anchor distT="0" distB="0" distL="0" distR="0" simplePos="0" relativeHeight="251653632" behindDoc="0" locked="0" layoutInCell="1" allowOverlap="1" wp14:anchorId="095EC31D" wp14:editId="047FCE30">
+              <wp:anchor distT="0" distB="0" distL="0" distR="0" simplePos="0" relativeHeight="251653632" behindDoc="0" locked="0" layoutInCell="1" allowOverlap="1" wp14:anchorId="095EC31D" wp14:editId="0073EB23">
                 <wp:simplePos x="0" y="0"/>
                 <wp:positionH relativeFrom="page">
                   <wp:posOffset>989000</wp:posOffset>
@@ -1251,6 +1271,7 @@
                           <w:p>
                             <w:pPr>
                               <w:ind w:left="60"/>
+                              <w:jc w:val="both"/>
                               <w:rPr>
                                 <w:sz w:val="21"/>
                                 <w:szCs w:val="21"/>
@@ -1285,12 +1306,13 @@
           </mc:Choice>
           <mc:Fallback>
             <w:pict>
-              <v:shape w14:anchorId="095EC31D" id="Text Box 7" o:spid="_x0000_s1030" type="#_x0000_t202" style="position:absolute;margin-left:77.85pt;margin-top:29.7pt;width:424.25pt;height:43.5pt;z-index:251653632;visibility:visible;mso-wrap-style:square;mso-width-percent:0;mso-height-percent:0;mso-wrap-distance-left:0;mso-wrap-distance-top:0;mso-wrap-distance-right:0;mso-wrap-distance-bottom:0;mso-position-horizontal:absolute;mso-position-horizontal-relative:page;mso-position-vertical:absolute;mso-position-vertical-relative:text;mso-width-percent:0;mso-height-percent:0;mso-width-relative:page;mso-height-relative:page;v-text-anchor:top" o:gfxdata="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" fillcolor="#b3c7a3" stroked="f">
+              <v:shape w14:anchorId="095EC31D" id="Text Box 7" o:spid="_x0000_s1030" type="#_x0000_t202" style="position:absolute;margin-left:77.85pt;margin-top:29.7pt;width:424.25pt;height:43.5pt;z-index:251653632;visibility:visible;mso-wrap-style:square;mso-width-percent:0;mso-height-percent:0;mso-wrap-distance-left:0;mso-wrap-distance-top:0;mso-wrap-distance-right:0;mso-wrap-distance-bottom:0;mso-position-horizontal:absolute;mso-position-horizontal-relative:page;mso-position-vertical:absolute;mso-position-vertical-relative:text;mso-width-percent:0;mso-height-percent:0;mso-width-relative:page;mso-height-relative:page;v-text-anchor:top" o:gfxdata="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" fillcolor="#b3c7a3" stroked="f">
                 <v:textbox inset="0,0,0,0">
                   <w:txbxContent>
                     <w:p>
                       <w:pPr>
                         <w:ind w:left="60"/>
+                        <w:jc w:val="both"/>
                         <w:rPr>
                           <w:sz w:val="21"/>
                           <w:szCs w:val="21"/>
@@ -1326,6 +1348,8 @@
         <w:pStyle w:val="berschrift1"/>
         <w:spacing w:before="31"/>
         <w:rPr>
+          <w:rFonts w:ascii="Times New Roman"/>
+          <w:sz w:val="20"/>
           <w:lang w:val="de-DE"/>
         </w:rPr>
       </w:pPr>
@@ -1489,27 +1513,7 @@
                                 <w:sz w:val="14"/>
                                 <w:szCs w:val="14"/>
                               </w:rPr>
-                              <w:t xml:space="preserve">und der </w:t>
-                            </w:r>
-                            <w:proofErr w:type="spellStart"/>
-                            <w:r>
-                              <w:rPr>
-                                <w:rFonts w:ascii="Helvetica 55" w:hAnsi="Helvetica 55"/>
-                                <w:color w:val="A6A6A6" w:themeColor="background1" w:themeShade="A6"/>
-                                <w:sz w:val="14"/>
-                                <w:szCs w:val="14"/>
-                              </w:rPr>
-                              <w:t>Wissensfabrik</w:t>
-                            </w:r>
-                            <w:proofErr w:type="spellEnd"/>
-                            <w:r>
-                              <w:rPr>
-                                <w:rFonts w:ascii="Helvetica 55" w:hAnsi="Helvetica 55"/>
-                                <w:color w:val="A6A6A6" w:themeColor="background1" w:themeShade="A6"/>
-                                <w:sz w:val="14"/>
-                                <w:szCs w:val="14"/>
-                              </w:rPr>
-                              <w:t xml:space="preserve"> – </w:t>
+                              <w:t xml:space="preserve">und der Wissensfabrik – </w:t>
                             </w:r>
                             <w:proofErr w:type="spellStart"/>
                             <w:r>
@@ -1806,16 +1810,26 @@
         </w:rPr>
         <w:t xml:space="preserve"> </w:t>
       </w:r>
+    </w:p>
+    <w:p>
+      <w:pPr>
+        <w:pStyle w:val="berschrift1"/>
+        <w:spacing w:before="31"/>
+        <w:rPr>
+          <w:lang w:val="de-DE"/>
+        </w:rPr>
+      </w:pPr>
       <w:r>
         <w:rPr>
           <w:rFonts w:ascii="Times New Roman"/>
+          <w:b w:val="0"/>
           <w:noProof/>
           <w:sz w:val="20"/>
         </w:rPr>
         <mc:AlternateContent>
           <mc:Choice Requires="wps">
             <w:drawing>
-              <wp:inline distT="0" distB="0" distL="0" distR="0" wp14:anchorId="286B3D90" wp14:editId="35D87D7F">
+              <wp:inline distT="0" distB="0" distL="0" distR="0" wp14:anchorId="286B3D90" wp14:editId="2046243A">
                 <wp:extent cx="5387975" cy="742950"/>
                 <wp:effectExtent l="0" t="0" r="0" b="4445"/>
                 <wp:docPr id="5" name="Text Box 13"/>
@@ -1860,6 +1874,7 @@
                           <w:p>
                             <w:pPr>
                               <w:ind w:left="60"/>
+                              <w:jc w:val="both"/>
                               <w:rPr>
                                 <w:sz w:val="21"/>
                                 <w:szCs w:val="21"/>
@@ -1888,12 +1903,13 @@
           </mc:Choice>
           <mc:Fallback>
             <w:pict>
-              <v:shape w14:anchorId="286B3D90" id="Text Box 13" o:spid="_x0000_s1032" type="#_x0000_t202" style="width:424.25pt;height:58.5pt;visibility:visible;mso-wrap-style:square;mso-left-percent:-10001;mso-top-percent:-10001;mso-position-horizontal:absolute;mso-position-horizontal-relative:char;mso-position-vertical:absolute;mso-position-vertical-relative:line;mso-left-percent:-10001;mso-top-percent:-10001;v-text-anchor:top" o:gfxdata="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" fillcolor="#b3c7a3" stroked="f">
+              <v:shape w14:anchorId="286B3D90" id="Text Box 13" o:spid="_x0000_s1032" type="#_x0000_t202" style="width:424.25pt;height:58.5pt;visibility:visible;mso-wrap-style:square;mso-left-percent:-10001;mso-top-percent:-10001;mso-position-horizontal:absolute;mso-position-horizontal-relative:char;mso-position-vertical:absolute;mso-position-vertical-relative:line;mso-left-percent:-10001;mso-top-percent:-10001;v-text-anchor:top" o:gfxdata="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" fillcolor="#b3c7a3" stroked="f">
                 <v:textbox inset="0,0,0,0">
                   <w:txbxContent>
                     <w:p>
                       <w:pPr>
                         <w:ind w:left="60"/>
+                        <w:jc w:val="both"/>
                         <w:rPr>
                           <w:sz w:val="21"/>
                           <w:szCs w:val="21"/>
@@ -1988,6 +2004,7 @@
                           <w:p>
                             <w:pPr>
                               <w:ind w:left="60"/>
+                              <w:jc w:val="both"/>
                               <w:rPr>
                                 <w:sz w:val="20"/>
                                 <w:szCs w:val="20"/>
@@ -2099,12 +2116,13 @@
           </mc:Choice>
           <mc:Fallback>
             <w:pict>
-              <v:shape w14:anchorId="7EAA450D" id="Text Box 4" o:spid="_x0000_s1033" type="#_x0000_t202" style="position:absolute;margin-left:77.7pt;margin-top:23.6pt;width:424.25pt;height:100.85pt;z-index:251654656;visibility:visible;mso-wrap-style:square;mso-width-percent:0;mso-height-percent:0;mso-wrap-distance-left:0;mso-wrap-distance-top:0;mso-wrap-distance-right:0;mso-wrap-distance-bottom:0;mso-position-horizontal:absolute;mso-position-horizontal-relative:page;mso-position-vertical:absolute;mso-position-vertical-relative:text;mso-width-percent:0;mso-height-percent:0;mso-width-relative:page;mso-height-relative:page;v-text-anchor:top" o:gfxdata="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" fillcolor="#b3c7a3" stroked="f">
+              <v:shape w14:anchorId="7EAA450D" id="Text Box 4" o:spid="_x0000_s1033" type="#_x0000_t202" style="position:absolute;margin-left:77.7pt;margin-top:23.6pt;width:424.25pt;height:100.85pt;z-index:251654656;visibility:visible;mso-wrap-style:square;mso-width-percent:0;mso-height-percent:0;mso-wrap-distance-left:0;mso-wrap-distance-top:0;mso-wrap-distance-right:0;mso-wrap-distance-bottom:0;mso-position-horizontal:absolute;mso-position-horizontal-relative:page;mso-position-vertical:absolute;mso-position-vertical-relative:text;mso-width-percent:0;mso-height-percent:0;mso-width-relative:page;mso-height-relative:page;v-text-anchor:top" o:gfxdata="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" fillcolor="#b3c7a3" stroked="f">
                 <v:textbox inset="0,0,0,0">
                   <w:txbxContent>
                     <w:p>
                       <w:pPr>
                         <w:ind w:left="60"/>
+                        <w:jc w:val="both"/>
                         <w:rPr>
                           <w:sz w:val="20"/>
                           <w:szCs w:val="20"/>
@@ -2363,6 +2381,7 @@
                           <w:p>
                             <w:pPr>
                               <w:ind w:left="60"/>
+                              <w:jc w:val="both"/>
                               <w:rPr>
                                 <w:sz w:val="21"/>
                                 <w:szCs w:val="21"/>
@@ -2391,12 +2410,13 @@
           </mc:Choice>
           <mc:Fallback>
             <w:pict>
-              <v:shape w14:anchorId="02C239AD" id="Text Box 12" o:spid="_x0000_s1036" type="#_x0000_t202" style="width:424.25pt;height:33.55pt;visibility:visible;mso-wrap-style:square;mso-left-percent:-10001;mso-top-percent:-10001;mso-position-horizontal:absolute;mso-position-horizontal-relative:char;mso-position-vertical:absolute;mso-position-vertical-relative:line;mso-left-percent:-10001;mso-top-percent:-10001;v-text-anchor:top" o:gfxdata="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" fillcolor="#b3c7a3" stroked="f">
+              <v:shape w14:anchorId="02C239AD" id="Text Box 12" o:spid="_x0000_s1034" type="#_x0000_t202" style="width:424.25pt;height:33.55pt;visibility:visible;mso-wrap-style:square;mso-left-percent:-10001;mso-top-percent:-10001;mso-position-horizontal:absolute;mso-position-horizontal-relative:char;mso-position-vertical:absolute;mso-position-vertical-relative:line;mso-left-percent:-10001;mso-top-percent:-10001;v-text-anchor:top" o:gfxdata="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" fillcolor="#b3c7a3" stroked="f">
                 <v:textbox inset="0,0,0,0">
                   <w:txbxContent>
                     <w:p>
                       <w:pPr>
                         <w:ind w:left="60"/>
+                        <w:jc w:val="both"/>
                         <w:rPr>
                           <w:sz w:val="21"/>
                           <w:szCs w:val="21"/>
@@ -2445,7 +2465,7 @@
 </file>
 
 <file path=word/endnotes.xml><?xml version="1.0" encoding="utf-8"?>
-<w:endnotes xmlns:wpc="http://schemas.microsoft.com/office/word/2010/wordprocessingCanvas" xmlns:cx="http://schemas.microsoft.com/office/drawing/2014/chartex" xmlns:cx1="http://schemas.microsoft.com/office/drawing/2015/9/8/chartex" xmlns:cx2="http://schemas.microsoft.com/office/drawing/2015/10/21/chartex" xmlns:cx3="http://schemas.microsoft.com/office/drawing/2016/5/9/chartex" xmlns:cx4="http://schemas.microsoft.com/office/drawing/2016/5/10/chartex" xmlns:cx5="http://schemas.microsoft.com/office/drawing/2016/5/11/chartex" xmlns:cx6="http://schemas.microsoft.com/office/drawing/2016/5/12/chartex" xmlns:cx7="http://schemas.microsoft.com/office/drawing/2016/5/13/chartex" xmlns:cx8="http://schemas.microsoft.com/office/drawing/2016/5/14/chartex" xmlns:mc="http://schemas.openxmlformats.org/markup-compatibility/2006" xmlns:aink="http://schemas.microsoft.com/office/drawing/2016/ink" xmlns:am3d="http://schemas.microsoft.com/office/drawing/2017/model3d" xmlns:o="urn:schemas-microsoft-com:office:office" xmlns:r="http://schemas.openxmlformats.org/officeDocument/2006/relationships" xmlns:m="http://schemas.openxmlformats.org/officeDocument/2006/math" xmlns:v="urn:schemas-microsoft-com:vml" xmlns:wp14="http://schemas.microsoft.com/office/word/2010/wordprocessingDrawing" xmlns:wp="http://schemas.openxmlformats.org/drawingml/2006/wordprocessingDrawing" xmlns:w10="urn:schemas-microsoft-com:office:word" xmlns:w="http://schemas.openxmlformats.org/wordprocessingml/2006/main" xmlns:w14="http://schemas.microsoft.com/office/word/2010/wordml" xmlns:w15="http://schemas.microsoft.com/office/word/2012/wordml" xmlns:w16cex="http://schemas.microsoft.com/office/word/2018/wordml/cex" xmlns:w16cid="http://schemas.microsoft.com/office/word/2016/wordml/cid" xmlns:w16="http://schemas.microsoft.com/office/word/2018/wordml" xmlns:w16sdtdh="http://schemas.microsoft.com/office/word/2020/wordml/sdtdatahash" xmlns:w16se="http://schemas.microsoft.com/office/word/2015/wordml/symex" xmlns:wpg="http://schemas.microsoft.com/office/word/2010/wordprocessingGroup" xmlns:wpi="http://schemas.microsoft.com/office/word/2010/wordprocessingInk" xmlns:wne="http://schemas.microsoft.com/office/word/2006/wordml" xmlns:wps="http://schemas.microsoft.com/office/word/2010/wordprocessingShape" mc:Ignorable="w14 w15 w16se w16cid w16 w16cex w16sdtdh wp14">
+<w:endnotes xmlns:wpc="http://schemas.microsoft.com/office/word/2010/wordprocessingCanvas" xmlns:cx="http://schemas.microsoft.com/office/drawing/2014/chartex" xmlns:cx1="http://schemas.microsoft.com/office/drawing/2015/9/8/chartex" xmlns:cx2="http://schemas.microsoft.com/office/drawing/2015/10/21/chartex" xmlns:cx3="http://schemas.microsoft.com/office/drawing/2016/5/9/chartex" xmlns:cx4="http://schemas.microsoft.com/office/drawing/2016/5/10/chartex" xmlns:cx5="http://schemas.microsoft.com/office/drawing/2016/5/11/chartex" xmlns:cx6="http://schemas.microsoft.com/office/drawing/2016/5/12/chartex" xmlns:cx7="http://schemas.microsoft.com/office/drawing/2016/5/13/chartex" xmlns:cx8="http://schemas.microsoft.com/office/drawing/2016/5/14/chartex" xmlns:mc="http://schemas.openxmlformats.org/markup-compatibility/2006" xmlns:aink="http://schemas.microsoft.com/office/drawing/2016/ink" xmlns:am3d="http://schemas.microsoft.com/office/drawing/2017/model3d" xmlns:o="urn:schemas-microsoft-com:office:office" xmlns:oel="http://schemas.microsoft.com/office/2019/extlst" xmlns:r="http://schemas.openxmlformats.org/officeDocument/2006/relationships" xmlns:m="http://schemas.openxmlformats.org/officeDocument/2006/math" xmlns:v="urn:schemas-microsoft-com:vml" xmlns:wp14="http://schemas.microsoft.com/office/word/2010/wordprocessingDrawing" xmlns:wp="http://schemas.openxmlformats.org/drawingml/2006/wordprocessingDrawing" xmlns:w10="urn:schemas-microsoft-com:office:word" xmlns:w="http://schemas.openxmlformats.org/wordprocessingml/2006/main" xmlns:w14="http://schemas.microsoft.com/office/word/2010/wordml" xmlns:w15="http://schemas.microsoft.com/office/word/2012/wordml" xmlns:w16cex="http://schemas.microsoft.com/office/word/2018/wordml/cex" xmlns:w16cid="http://schemas.microsoft.com/office/word/2016/wordml/cid" xmlns:w16="http://schemas.microsoft.com/office/word/2018/wordml" xmlns:w16sdtdh="http://schemas.microsoft.com/office/word/2020/wordml/sdtdatahash" xmlns:w16se="http://schemas.microsoft.com/office/word/2015/wordml/symex" xmlns:wpg="http://schemas.microsoft.com/office/word/2010/wordprocessingGroup" xmlns:wpi="http://schemas.microsoft.com/office/word/2010/wordprocessingInk" xmlns:wne="http://schemas.microsoft.com/office/word/2006/wordml" xmlns:wps="http://schemas.microsoft.com/office/word/2010/wordprocessingShape" mc:Ignorable="w14 w15 w16se w16cid w16 w16cex w16sdtdh wp14">
   <w:endnote w:type="separator" w:id="-1">
     <w:p>
       <w:r>
@@ -2464,7 +2484,7 @@
 </file>
 
 <file path=word/footer1.xml><?xml version="1.0" encoding="utf-8"?>
-<w:ftr xmlns:wpc="http://schemas.microsoft.com/office/word/2010/wordprocessingCanvas" xmlns:cx="http://schemas.microsoft.com/office/drawing/2014/chartex" xmlns:cx1="http://schemas.microsoft.com/office/drawing/2015/9/8/chartex" xmlns:cx2="http://schemas.microsoft.com/office/drawing/2015/10/21/chartex" xmlns:cx3="http://schemas.microsoft.com/office/drawing/2016/5/9/chartex" xmlns:cx4="http://schemas.microsoft.com/office/drawing/2016/5/10/chartex" xmlns:cx5="http://schemas.microsoft.com/office/drawing/2016/5/11/chartex" xmlns:cx6="http://schemas.microsoft.com/office/drawing/2016/5/12/chartex" xmlns:cx7="http://schemas.microsoft.com/office/drawing/2016/5/13/chartex" xmlns:cx8="http://schemas.microsoft.com/office/drawing/2016/5/14/chartex" xmlns:mc="http://schemas.openxmlformats.org/markup-compatibility/2006" xmlns:aink="http://schemas.microsoft.com/office/drawing/2016/ink" xmlns:am3d="http://schemas.microsoft.com/office/drawing/2017/model3d" xmlns:o="urn:schemas-microsoft-com:office:office" xmlns:r="http://schemas.openxmlformats.org/officeDocument/2006/relationships" xmlns:m="http://schemas.openxmlformats.org/officeDocument/2006/math" xmlns:v="urn:schemas-microsoft-com:vml" xmlns:wp14="http://schemas.microsoft.com/office/word/2010/wordprocessingDrawing" xmlns:wp="http://schemas.openxmlformats.org/drawingml/2006/wordprocessingDrawing" xmlns:w10="urn:schemas-microsoft-com:office:word" xmlns:w="http://schemas.openxmlformats.org/wordprocessingml/2006/main" xmlns:w14="http://schemas.microsoft.com/office/word/2010/wordml" xmlns:w15="http://schemas.microsoft.com/office/word/2012/wordml" xmlns:w16cex="http://schemas.microsoft.com/office/word/2018/wordml/cex" xmlns:w16cid="http://schemas.microsoft.com/office/word/2016/wordml/cid" xmlns:w16="http://schemas.microsoft.com/office/word/2018/wordml" xmlns:w16sdtdh="http://schemas.microsoft.com/office/word/2020/wordml/sdtdatahash" xmlns:w16se="http://schemas.microsoft.com/office/word/2015/wordml/symex" xmlns:wpg="http://schemas.microsoft.com/office/word/2010/wordprocessingGroup" xmlns:wpi="http://schemas.microsoft.com/office/word/2010/wordprocessingInk" xmlns:wne="http://schemas.microsoft.com/office/word/2006/wordml" xmlns:wps="http://schemas.microsoft.com/office/word/2010/wordprocessingShape" mc:Ignorable="w14 w15 w16se w16cid w16 w16cex w16sdtdh wp14">
+<w:ftr xmlns:wpc="http://schemas.microsoft.com/office/word/2010/wordprocessingCanvas" xmlns:cx="http://schemas.microsoft.com/office/drawing/2014/chartex" xmlns:cx1="http://schemas.microsoft.com/office/drawing/2015/9/8/chartex" xmlns:cx2="http://schemas.microsoft.com/office/drawing/2015/10/21/chartex" xmlns:cx3="http://schemas.microsoft.com/office/drawing/2016/5/9/chartex" xmlns:cx4="http://schemas.microsoft.com/office/drawing/2016/5/10/chartex" xmlns:cx5="http://schemas.microsoft.com/office/drawing/2016/5/11/chartex" xmlns:cx6="http://schemas.microsoft.com/office/drawing/2016/5/12/chartex" xmlns:cx7="http://schemas.microsoft.com/office/drawing/2016/5/13/chartex" xmlns:cx8="http://schemas.microsoft.com/office/drawing/2016/5/14/chartex" xmlns:mc="http://schemas.openxmlformats.org/markup-compatibility/2006" xmlns:aink="http://schemas.microsoft.com/office/drawing/2016/ink" xmlns:am3d="http://schemas.microsoft.com/office/drawing/2017/model3d" xmlns:o="urn:schemas-microsoft-com:office:office" xmlns:oel="http://schemas.microsoft.com/office/2019/extlst" xmlns:r="http://schemas.openxmlformats.org/officeDocument/2006/relationships" xmlns:m="http://schemas.openxmlformats.org/officeDocument/2006/math" xmlns:v="urn:schemas-microsoft-com:vml" xmlns:wp14="http://schemas.microsoft.com/office/word/2010/wordprocessingDrawing" xmlns:wp="http://schemas.openxmlformats.org/drawingml/2006/wordprocessingDrawing" xmlns:w10="urn:schemas-microsoft-com:office:word" xmlns:w="http://schemas.openxmlformats.org/wordprocessingml/2006/main" xmlns:w14="http://schemas.microsoft.com/office/word/2010/wordml" xmlns:w15="http://schemas.microsoft.com/office/word/2012/wordml" xmlns:w16cex="http://schemas.microsoft.com/office/word/2018/wordml/cex" xmlns:w16cid="http://schemas.microsoft.com/office/word/2016/wordml/cid" xmlns:w16="http://schemas.microsoft.com/office/word/2018/wordml" xmlns:w16sdtdh="http://schemas.microsoft.com/office/word/2020/wordml/sdtdatahash" xmlns:w16se="http://schemas.microsoft.com/office/word/2015/wordml/symex" xmlns:wpg="http://schemas.microsoft.com/office/word/2010/wordprocessingGroup" xmlns:wpi="http://schemas.microsoft.com/office/word/2010/wordprocessingInk" xmlns:wne="http://schemas.microsoft.com/office/word/2006/wordml" xmlns:wps="http://schemas.microsoft.com/office/word/2010/wordprocessingShape" mc:Ignorable="w14 w15 w16se w16cid w16 w16cex w16sdtdh wp14">
   <w:p>
     <w:pPr>
       <w:pStyle w:val="Textkrper"/>
@@ -2609,7 +2629,7 @@
         <w:sz w:val="18"/>
         <w:lang w:val="de-DE"/>
       </w:rPr>
-      <w:t>30.06.21</w:t>
+      <w:t>03.07.2023</w:t>
     </w:r>
     <w:r>
       <w:rPr>
@@ -2639,7 +2659,7 @@
 </file>
 
 <file path=word/footnotes.xml><?xml version="1.0" encoding="utf-8"?>
-<w:footnotes xmlns:wpc="http://schemas.microsoft.com/office/word/2010/wordprocessingCanvas" xmlns:cx="http://schemas.microsoft.com/office/drawing/2014/chartex" xmlns:cx1="http://schemas.microsoft.com/office/drawing/2015/9/8/chartex" xmlns:cx2="http://schemas.microsoft.com/office/drawing/2015/10/21/chartex" xmlns:cx3="http://schemas.microsoft.com/office/drawing/2016/5/9/chartex" xmlns:cx4="http://schemas.microsoft.com/office/drawing/2016/5/10/chartex" xmlns:cx5="http://schemas.microsoft.com/office/drawing/2016/5/11/chartex" xmlns:cx6="http://schemas.microsoft.com/office/drawing/2016/5/12/chartex" xmlns:cx7="http://schemas.microsoft.com/office/drawing/2016/5/13/chartex" xmlns:cx8="http://schemas.microsoft.com/office/drawing/2016/5/14/chartex" xmlns:mc="http://schemas.openxmlformats.org/markup-compatibility/2006" xmlns:aink="http://schemas.microsoft.com/office/drawing/2016/ink" xmlns:am3d="http://schemas.microsoft.com/office/drawing/2017/model3d" xmlns:o="urn:schemas-microsoft-com:office:office" xmlns:r="http://schemas.openxmlformats.org/officeDocument/2006/relationships" xmlns:m="http://schemas.openxmlformats.org/officeDocument/2006/math" xmlns:v="urn:schemas-microsoft-com:vml" xmlns:wp14="http://schemas.microsoft.com/office/word/2010/wordprocessingDrawing" xmlns:wp="http://schemas.openxmlformats.org/drawingml/2006/wordprocessingDrawing" xmlns:w10="urn:schemas-microsoft-com:office:word" xmlns:w="http://schemas.openxmlformats.org/wordprocessingml/2006/main" xmlns:w14="http://schemas.microsoft.com/office/word/2010/wordml" xmlns:w15="http://schemas.microsoft.com/office/word/2012/wordml" xmlns:w16cex="http://schemas.microsoft.com/office/word/2018/wordml/cex" xmlns:w16cid="http://schemas.microsoft.com/office/word/2016/wordml/cid" xmlns:w16="http://schemas.microsoft.com/office/word/2018/wordml" xmlns:w16sdtdh="http://schemas.microsoft.com/office/word/2020/wordml/sdtdatahash" xmlns:w16se="http://schemas.microsoft.com/office/word/2015/wordml/symex" xmlns:wpg="http://schemas.microsoft.com/office/word/2010/wordprocessingGroup" xmlns:wpi="http://schemas.microsoft.com/office/word/2010/wordprocessingInk" xmlns:wne="http://schemas.microsoft.com/office/word/2006/wordml" xmlns:wps="http://schemas.microsoft.com/office/word/2010/wordprocessingShape" mc:Ignorable="w14 w15 w16se w16cid w16 w16cex w16sdtdh wp14">
+<w:footnotes xmlns:wpc="http://schemas.microsoft.com/office/word/2010/wordprocessingCanvas" xmlns:cx="http://schemas.microsoft.com/office/drawing/2014/chartex" xmlns:cx1="http://schemas.microsoft.com/office/drawing/2015/9/8/chartex" xmlns:cx2="http://schemas.microsoft.com/office/drawing/2015/10/21/chartex" xmlns:cx3="http://schemas.microsoft.com/office/drawing/2016/5/9/chartex" xmlns:cx4="http://schemas.microsoft.com/office/drawing/2016/5/10/chartex" xmlns:cx5="http://schemas.microsoft.com/office/drawing/2016/5/11/chartex" xmlns:cx6="http://schemas.microsoft.com/office/drawing/2016/5/12/chartex" xmlns:cx7="http://schemas.microsoft.com/office/drawing/2016/5/13/chartex" xmlns:cx8="http://schemas.microsoft.com/office/drawing/2016/5/14/chartex" xmlns:mc="http://schemas.openxmlformats.org/markup-compatibility/2006" xmlns:aink="http://schemas.microsoft.com/office/drawing/2016/ink" xmlns:am3d="http://schemas.microsoft.com/office/drawing/2017/model3d" xmlns:o="urn:schemas-microsoft-com:office:office" xmlns:oel="http://schemas.microsoft.com/office/2019/extlst" xmlns:r="http://schemas.openxmlformats.org/officeDocument/2006/relationships" xmlns:m="http://schemas.openxmlformats.org/officeDocument/2006/math" xmlns:v="urn:schemas-microsoft-com:vml" xmlns:wp14="http://schemas.microsoft.com/office/word/2010/wordprocessingDrawing" xmlns:wp="http://schemas.openxmlformats.org/drawingml/2006/wordprocessingDrawing" xmlns:w10="urn:schemas-microsoft-com:office:word" xmlns:w="http://schemas.openxmlformats.org/wordprocessingml/2006/main" xmlns:w14="http://schemas.microsoft.com/office/word/2010/wordml" xmlns:w15="http://schemas.microsoft.com/office/word/2012/wordml" xmlns:w16cex="http://schemas.microsoft.com/office/word/2018/wordml/cex" xmlns:w16cid="http://schemas.microsoft.com/office/word/2016/wordml/cid" xmlns:w16="http://schemas.microsoft.com/office/word/2018/wordml" xmlns:w16sdtdh="http://schemas.microsoft.com/office/word/2020/wordml/sdtdatahash" xmlns:w16se="http://schemas.microsoft.com/office/word/2015/wordml/symex" xmlns:wpg="http://schemas.microsoft.com/office/word/2010/wordprocessingGroup" xmlns:wpi="http://schemas.microsoft.com/office/word/2010/wordprocessingInk" xmlns:wne="http://schemas.microsoft.com/office/word/2006/wordml" xmlns:wps="http://schemas.microsoft.com/office/word/2010/wordprocessingShape" mc:Ignorable="w14 w15 w16se w16cid w16 w16cex w16sdtdh wp14">
   <w:footnote w:type="separator" w:id="-1">
     <w:p>
       <w:r>
@@ -2658,7 +2678,7 @@
 </file>
 
 <file path=word/header1.xml><?xml version="1.0" encoding="utf-8"?>
-<w:hdr xmlns:wpc="http://schemas.microsoft.com/office/word/2010/wordprocessingCanvas" xmlns:cx="http://schemas.microsoft.com/office/drawing/2014/chartex" xmlns:cx1="http://schemas.microsoft.com/office/drawing/2015/9/8/chartex" xmlns:cx2="http://schemas.microsoft.com/office/drawing/2015/10/21/chartex" xmlns:cx3="http://schemas.microsoft.com/office/drawing/2016/5/9/chartex" xmlns:cx4="http://schemas.microsoft.com/office/drawing/2016/5/10/chartex" xmlns:cx5="http://schemas.microsoft.com/office/drawing/2016/5/11/chartex" xmlns:cx6="http://schemas.microsoft.com/office/drawing/2016/5/12/chartex" xmlns:cx7="http://schemas.microsoft.com/office/drawing/2016/5/13/chartex" xmlns:cx8="http://schemas.microsoft.com/office/drawing/2016/5/14/chartex" xmlns:mc="http://schemas.openxmlformats.org/markup-compatibility/2006" xmlns:aink="http://schemas.microsoft.com/office/drawing/2016/ink" xmlns:am3d="http://schemas.microsoft.com/office/drawing/2017/model3d" xmlns:o="urn:schemas-microsoft-com:office:office" xmlns:r="http://schemas.openxmlformats.org/officeDocument/2006/relationships" xmlns:m="http://schemas.openxmlformats.org/officeDocument/2006/math" xmlns:v="urn:schemas-microsoft-com:vml" xmlns:wp14="http://schemas.microsoft.com/office/word/2010/wordprocessingDrawing" xmlns:wp="http://schemas.openxmlformats.org/drawingml/2006/wordprocessingDrawing" xmlns:w10="urn:schemas-microsoft-com:office:word" xmlns:w="http://schemas.openxmlformats.org/wordprocessingml/2006/main" xmlns:w14="http://schemas.microsoft.com/office/word/2010/wordml" xmlns:w15="http://schemas.microsoft.com/office/word/2012/wordml" xmlns:w16cex="http://schemas.microsoft.com/office/word/2018/wordml/cex" xmlns:w16cid="http://schemas.microsoft.com/office/word/2016/wordml/cid" xmlns:w16="http://schemas.microsoft.com/office/word/2018/wordml" xmlns:w16sdtdh="http://schemas.microsoft.com/office/word/2020/wordml/sdtdatahash" xmlns:w16se="http://schemas.microsoft.com/office/word/2015/wordml/symex" xmlns:wpg="http://schemas.microsoft.com/office/word/2010/wordprocessingGroup" xmlns:wpi="http://schemas.microsoft.com/office/word/2010/wordprocessingInk" xmlns:wne="http://schemas.microsoft.com/office/word/2006/wordml" xmlns:wps="http://schemas.microsoft.com/office/word/2010/wordprocessingShape" mc:Ignorable="w14 w15 w16se w16cid w16 w16cex w16sdtdh wp14">
+<w:hdr xmlns:wpc="http://schemas.microsoft.com/office/word/2010/wordprocessingCanvas" xmlns:cx="http://schemas.microsoft.com/office/drawing/2014/chartex" xmlns:cx1="http://schemas.microsoft.com/office/drawing/2015/9/8/chartex" xmlns:cx2="http://schemas.microsoft.com/office/drawing/2015/10/21/chartex" xmlns:cx3="http://schemas.microsoft.com/office/drawing/2016/5/9/chartex" xmlns:cx4="http://schemas.microsoft.com/office/drawing/2016/5/10/chartex" xmlns:cx5="http://schemas.microsoft.com/office/drawing/2016/5/11/chartex" xmlns:cx6="http://schemas.microsoft.com/office/drawing/2016/5/12/chartex" xmlns:cx7="http://schemas.microsoft.com/office/drawing/2016/5/13/chartex" xmlns:cx8="http://schemas.microsoft.com/office/drawing/2016/5/14/chartex" xmlns:mc="http://schemas.openxmlformats.org/markup-compatibility/2006" xmlns:aink="http://schemas.microsoft.com/office/drawing/2016/ink" xmlns:am3d="http://schemas.microsoft.com/office/drawing/2017/model3d" xmlns:o="urn:schemas-microsoft-com:office:office" xmlns:oel="http://schemas.microsoft.com/office/2019/extlst" xmlns:r="http://schemas.openxmlformats.org/officeDocument/2006/relationships" xmlns:m="http://schemas.openxmlformats.org/officeDocument/2006/math" xmlns:v="urn:schemas-microsoft-com:vml" xmlns:wp14="http://schemas.microsoft.com/office/word/2010/wordprocessingDrawing" xmlns:wp="http://schemas.openxmlformats.org/drawingml/2006/wordprocessingDrawing" xmlns:w10="urn:schemas-microsoft-com:office:word" xmlns:w="http://schemas.openxmlformats.org/wordprocessingml/2006/main" xmlns:w14="http://schemas.microsoft.com/office/word/2010/wordml" xmlns:w15="http://schemas.microsoft.com/office/word/2012/wordml" xmlns:w16cex="http://schemas.microsoft.com/office/word/2018/wordml/cex" xmlns:w16cid="http://schemas.microsoft.com/office/word/2016/wordml/cid" xmlns:w16="http://schemas.microsoft.com/office/word/2018/wordml" xmlns:w16sdtdh="http://schemas.microsoft.com/office/word/2020/wordml/sdtdatahash" xmlns:w16se="http://schemas.microsoft.com/office/word/2015/wordml/symex" xmlns:wpg="http://schemas.microsoft.com/office/word/2010/wordprocessingGroup" xmlns:wpi="http://schemas.microsoft.com/office/word/2010/wordprocessingInk" xmlns:wne="http://schemas.microsoft.com/office/word/2006/wordml" xmlns:wps="http://schemas.microsoft.com/office/word/2010/wordprocessingShape" mc:Ignorable="w14 w15 w16se w16cid w16 w16cex w16sdtdh wp14">
   <w:p>
     <w:pPr>
       <w:tabs>
@@ -2858,7 +2878,7 @@
 </file>
 
 <file path=word/numbering.xml><?xml version="1.0" encoding="utf-8"?>
-<w:numbering xmlns:wpc="http://schemas.microsoft.com/office/word/2010/wordprocessingCanvas" xmlns:cx="http://schemas.microsoft.com/office/drawing/2014/chartex" xmlns:cx1="http://schemas.microsoft.com/office/drawing/2015/9/8/chartex" xmlns:cx2="http://schemas.microsoft.com/office/drawing/2015/10/21/chartex" xmlns:cx3="http://schemas.microsoft.com/office/drawing/2016/5/9/chartex" xmlns:cx4="http://schemas.microsoft.com/office/drawing/2016/5/10/chartex" xmlns:cx5="http://schemas.microsoft.com/office/drawing/2016/5/11/chartex" xmlns:cx6="http://schemas.microsoft.com/office/drawing/2016/5/12/chartex" xmlns:cx7="http://schemas.microsoft.com/office/drawing/2016/5/13/chartex" xmlns:cx8="http://schemas.microsoft.com/office/drawing/2016/5/14/chartex" xmlns:mc="http://schemas.openxmlformats.org/markup-compatibility/2006" xmlns:aink="http://schemas.microsoft.com/office/drawing/2016/ink" xmlns:am3d="http://schemas.microsoft.com/office/drawing/2017/model3d" xmlns:o="urn:schemas-microsoft-com:office:office" xmlns:r="http://schemas.openxmlformats.org/officeDocument/2006/relationships" xmlns:m="http://schemas.openxmlformats.org/officeDocument/2006/math" xmlns:v="urn:schemas-microsoft-com:vml" xmlns:wp14="http://schemas.microsoft.com/office/word/2010/wordprocessingDrawing" xmlns:wp="http://schemas.openxmlformats.org/drawingml/2006/wordprocessingDrawing" xmlns:w10="urn:schemas-microsoft-com:office:word" xmlns:w="http://schemas.openxmlformats.org/wordprocessingml/2006/main" xmlns:w14="http://schemas.microsoft.com/office/word/2010/wordml" xmlns:w15="http://schemas.microsoft.com/office/word/2012/wordml" xmlns:w16cex="http://schemas.microsoft.com/office/word/2018/wordml/cex" xmlns:w16cid="http://schemas.microsoft.com/office/word/2016/wordml/cid" xmlns:w16="http://schemas.microsoft.com/office/word/2018/wordml" xmlns:w16sdtdh="http://schemas.microsoft.com/office/word/2020/wordml/sdtdatahash" xmlns:w16se="http://schemas.microsoft.com/office/word/2015/wordml/symex" xmlns:wpg="http://schemas.microsoft.com/office/word/2010/wordprocessingGroup" xmlns:wpi="http://schemas.microsoft.com/office/word/2010/wordprocessingInk" xmlns:wne="http://schemas.microsoft.com/office/word/2006/wordml" xmlns:wps="http://schemas.microsoft.com/office/word/2010/wordprocessingShape" mc:Ignorable="w14 w15 w16se w16cid w16 w16cex w16sdtdh wp14">
+<w:numbering xmlns:wpc="http://schemas.microsoft.com/office/word/2010/wordprocessingCanvas" xmlns:cx="http://schemas.microsoft.com/office/drawing/2014/chartex" xmlns:cx1="http://schemas.microsoft.com/office/drawing/2015/9/8/chartex" xmlns:cx2="http://schemas.microsoft.com/office/drawing/2015/10/21/chartex" xmlns:cx3="http://schemas.microsoft.com/office/drawing/2016/5/9/chartex" xmlns:cx4="http://schemas.microsoft.com/office/drawing/2016/5/10/chartex" xmlns:cx5="http://schemas.microsoft.com/office/drawing/2016/5/11/chartex" xmlns:cx6="http://schemas.microsoft.com/office/drawing/2016/5/12/chartex" xmlns:cx7="http://schemas.microsoft.com/office/drawing/2016/5/13/chartex" xmlns:cx8="http://schemas.microsoft.com/office/drawing/2016/5/14/chartex" xmlns:mc="http://schemas.openxmlformats.org/markup-compatibility/2006" xmlns:aink="http://schemas.microsoft.com/office/drawing/2016/ink" xmlns:am3d="http://schemas.microsoft.com/office/drawing/2017/model3d" xmlns:o="urn:schemas-microsoft-com:office:office" xmlns:oel="http://schemas.microsoft.com/office/2019/extlst" xmlns:r="http://schemas.openxmlformats.org/officeDocument/2006/relationships" xmlns:m="http://schemas.openxmlformats.org/officeDocument/2006/math" xmlns:v="urn:schemas-microsoft-com:vml" xmlns:wp14="http://schemas.microsoft.com/office/word/2010/wordprocessingDrawing" xmlns:wp="http://schemas.openxmlformats.org/drawingml/2006/wordprocessingDrawing" xmlns:w10="urn:schemas-microsoft-com:office:word" xmlns:w="http://schemas.openxmlformats.org/wordprocessingml/2006/main" xmlns:w14="http://schemas.microsoft.com/office/word/2010/wordml" xmlns:w15="http://schemas.microsoft.com/office/word/2012/wordml" xmlns:w16cex="http://schemas.microsoft.com/office/word/2018/wordml/cex" xmlns:w16cid="http://schemas.microsoft.com/office/word/2016/wordml/cid" xmlns:w16="http://schemas.microsoft.com/office/word/2018/wordml" xmlns:w16sdtdh="http://schemas.microsoft.com/office/word/2020/wordml/sdtdatahash" xmlns:w16se="http://schemas.microsoft.com/office/word/2015/wordml/symex" xmlns:wpg="http://schemas.microsoft.com/office/word/2010/wordprocessingGroup" xmlns:wpi="http://schemas.microsoft.com/office/word/2010/wordprocessingInk" xmlns:wne="http://schemas.microsoft.com/office/word/2006/wordml" xmlns:wps="http://schemas.microsoft.com/office/word/2010/wordprocessingShape" mc:Ignorable="w14 w15 w16se w16cid w16 w16cex w16sdtdh wp14">
   <w:abstractNum w:abstractNumId="0" w15:restartNumberingAfterBreak="0">
     <w:nsid w:val="0BCF3E18"/>
     <w:multiLevelType w:val="hybridMultilevel"/>
@@ -3193,13 +3213,13 @@
       </w:rPr>
     </w:lvl>
   </w:abstractNum>
-  <w:num w:numId="1">
+  <w:num w:numId="1" w16cid:durableId="1528593166">
     <w:abstractNumId w:val="2"/>
   </w:num>
-  <w:num w:numId="2">
+  <w:num w:numId="2" w16cid:durableId="649600751">
     <w:abstractNumId w:val="1"/>
   </w:num>
-  <w:num w:numId="3">
+  <w:num w:numId="3" w16cid:durableId="2140218991">
     <w:abstractNumId w:val="0"/>
   </w:num>
 </w:numbering>
@@ -3755,6 +3775,21 @@
       <w:color w:val="404040" w:themeColor="text1" w:themeTint="BF"/>
     </w:rPr>
   </w:style>
+  <w:style w:type="paragraph" w:styleId="berarbeitung">
+    <w:name w:val="Revision"/>
+    <w:hidden/>
+    <w:uiPriority w:val="99"/>
+    <w:semiHidden/>
+    <w:rsid w:val="00BA4EF9"/>
+    <w:pPr>
+      <w:widowControl/>
+      <w:autoSpaceDE/>
+      <w:autoSpaceDN/>
+    </w:pPr>
+    <w:rPr>
+      <w:rFonts w:ascii="Arial" w:eastAsia="Arial" w:hAnsi="Arial" w:cs="Arial"/>
+    </w:rPr>
+  </w:style>
 </w:styles>
 </file>
 
